--- a/Speaking outline.docx
+++ b/Speaking outline.docx
@@ -14,6 +14,13 @@
           <w:lang w:val="es-AR"/>
         </w:rPr>
         <w:t>asds</w:t>
+      </w:r>
+      <w:r>
+        <w:rPr>
+          <w:u w:val="single"/>
+          <w:lang w:val="es-AR"/>
+        </w:rPr>
+        <w:t>asdasd</w:t>
       </w:r>
     </w:p>
     <w:sectPr>

--- a/Speaking outline.docx
+++ b/Speaking outline.docx
@@ -21,6 +21,20 @@
           <w:lang w:val="es-AR"/>
         </w:rPr>
         <w:t>asdasd</w:t>
+      </w:r>
+      <w:r>
+        <w:rPr>
+          <w:u w:val="single"/>
+          <w:lang w:val="es-AR"/>
+        </w:rPr>
+        <w:t>dasdasd</w:t>
+      </w:r>
+      <w:r>
+        <w:rPr>
+          <w:u w:val="single"/>
+          <w:lang w:val="es-AR"/>
+        </w:rPr>
+        <w:t>dasdasd</w:t>
       </w:r>
     </w:p>
     <w:sectPr>
